--- a/templates/proposal-template.docx
+++ b/templates/proposal-template.docx
@@ -3235,7 +3235,7 @@
           <w:szCs w:val="17"/>
           <w:u w:val="single"/>
         </w:rPr>
-        <w:t>liaz@vectorshades.com</w:t>
+        <w:t>lee.luck@vectorshades.com</w:t>
       </w:r>
     </w:hyperlink>
   </w:p>
